--- a/paper/ieee/PreImpact_Fall_Detection_IEEE.docx
+++ b/paper/ieee/PreImpact_Fall_Detection_IEEE.docx
@@ -12,7 +12,7 @@
           <w:rFonts w:ascii="Times New Roman" w:hAnsi="Times New Roman" w:cs="Times New Roman"/>
           <w:b w:val="0"/>
           <w:i w:val="0"/>
-          <w:sz w:val="40"/>
+          <w:sz w:val="48"/>
         </w:rPr>
         <w:t>Pre-Impact Fall Detection on a Low-Cost Microcontroller: Cross-Dataset Generalisation, Domain Adaptation and INT8 Deployment</w:t>
       </w:r>
@@ -9328,6 +9328,94 @@
       </w:tr>
     </w:tbl>
     <w:bookmarkEnd w:id="35"/>
+    <w:p>
+      <w:pPr>
+        <w:pStyle w:val="BodyText"/>
+        <w:spacing w:after="60" w:line="240" w:lineRule="auto"/>
+        <w:jc w:val="both"/>
+      </w:pPr>
+      <w:r>
+        <w:rPr>
+          <w:rFonts w:ascii="Times New Roman" w:hAnsi="Times New Roman" w:cs="Times New Roman"/>
+          <w:color w:val="000000"/>
+          <w:sz w:val="20"/>
+        </w:rPr>
+        <w:t xml:space="preserve">Table </w:t>
+      </w:r>
+      <w:hyperlink w:anchor="tab:four">
+        <w:r>
+          <w:rPr>
+            <w:rStyle w:val="Hyperlink"/>
+            <w:color w:val="000000"/>
+          </w:rPr>
+          <w:t xml:space="preserve">5</w:t>
+        </w:r>
+      </w:hyperlink>
+      <w:r>
+        <w:rPr>
+          <w:rFonts w:ascii="Times New Roman" w:hAnsi="Times New Roman" w:cs="Times New Roman"/>
+          <w:color w:val="000000"/>
+          <w:sz w:val="20"/>
+        </w:rPr>
+        <w:t xml:space="preserve"> </w:t>
+      </w:r>
+      <w:r>
+        <w:rPr>
+          <w:rFonts w:ascii="Times New Roman" w:hAnsi="Times New Roman" w:cs="Times New Roman"/>
+          <w:color w:val="000000"/>
+          <w:sz w:val="20"/>
+        </w:rPr>
+        <w:t xml:space="preserve">summarises the deployed model. Quantisation to INT8 reduces it</w:t>
+      </w:r>
+      <w:r>
+        <w:rPr>
+          <w:rFonts w:ascii="Times New Roman" w:hAnsi="Times New Roman" w:cs="Times New Roman"/>
+          <w:color w:val="000000"/>
+          <w:sz w:val="20"/>
+        </w:rPr>
+        <w:t xml:space="preserve"> </w:t>
+      </w:r>
+      <w:r>
+        <w:rPr>
+          <w:rFonts w:ascii="Times New Roman" w:hAnsi="Times New Roman" w:cs="Times New Roman"/>
+          <w:color w:val="000000"/>
+          <w:sz w:val="20"/>
+        </w:rPr>
+        <w:t xml:space="preserve">from 163.3 KB to 22.5 KB, a factor of 7.3, while macro-F1 on the held-out subjects is</w:t>
+      </w:r>
+      <w:r>
+        <w:rPr>
+          <w:rFonts w:ascii="Times New Roman" w:hAnsi="Times New Roman" w:cs="Times New Roman"/>
+          <w:color w:val="000000"/>
+          <w:sz w:val="20"/>
+        </w:rPr>
+        <w:t xml:space="preserve"> </w:t>
+      </w:r>
+      <w:r>
+        <w:rPr>
+          <w:rFonts w:ascii="Times New Roman" w:hAnsi="Times New Roman" w:cs="Times New Roman"/>
+          <w:color w:val="000000"/>
+          <w:sz w:val="20"/>
+        </w:rPr>
+        <w:t xml:space="preserve">unchanged to within a third of a point and the two versions agree on 99.4% of</w:t>
+      </w:r>
+      <w:r>
+        <w:rPr>
+          <w:rFonts w:ascii="Times New Roman" w:hAnsi="Times New Roman" w:cs="Times New Roman"/>
+          <w:color w:val="000000"/>
+          <w:sz w:val="20"/>
+        </w:rPr>
+        <w:t xml:space="preserve"> </w:t>
+      </w:r>
+      <w:r>
+        <w:rPr>
+          <w:rFonts w:ascii="Times New Roman" w:hAnsi="Times New Roman" w:cs="Times New Roman"/>
+          <w:color w:val="000000"/>
+          <w:sz w:val="20"/>
+        </w:rPr>
+        <w:t xml:space="preserve">windows.</w:t>
+      </w:r>
+    </w:p>
     <w:p>
       <w:pPr>
         <w:pStyle w:val="BodyText"/>
